--- a/Project 1/Simple_PID/speaking script.docx
+++ b/Project 1/Simple_PID/speaking script.docx
@@ -1,11 +1,11 @@
 
 <file path=word/document.xml><?xml version="1.0" encoding="utf-8"?>
-<w:document xmlns:wpc="http://schemas.microsoft.com/office/word/2010/wordprocessingCanvas" xmlns:cx="http://schemas.microsoft.com/office/drawing/2014/chartex" xmlns:cx1="http://schemas.microsoft.com/office/drawing/2015/9/8/chartex" xmlns:cx2="http://schemas.microsoft.com/office/drawing/2015/10/21/chartex" xmlns:cx3="http://schemas.microsoft.com/office/drawing/2016/5/9/chartex" xmlns:cx4="http://schemas.microsoft.com/office/drawing/2016/5/10/chartex" xmlns:cx5="http://schemas.microsoft.com/office/drawing/2016/5/11/chartex" xmlns:cx6="http://schemas.microsoft.com/office/drawing/2016/5/12/chartex" xmlns:cx7="http://schemas.microsoft.com/office/drawing/2016/5/13/chartex" xmlns:cx8="http://schemas.microsoft.com/office/drawing/2016/5/14/chartex" xmlns:mc="http://schemas.openxmlformats.org/markup-compatibility/2006" xmlns:aink="http://schemas.microsoft.com/office/drawing/2016/ink" xmlns:am3d="http://schemas.microsoft.com/office/drawing/2017/model3d" xmlns:o="urn:schemas-microsoft-com:office:office" xmlns:r="http://schemas.openxmlformats.org/officeDocument/2006/relationships" xmlns:m="http://schemas.openxmlformats.org/officeDocument/2006/math" xmlns:v="urn:schemas-microsoft-com:vml" xmlns:wp14="http://schemas.microsoft.com/office/word/2010/wordprocessingDrawing" xmlns:wp="http://schemas.openxmlformats.org/drawingml/2006/wordprocessingDrawing" xmlns:w10="urn:schemas-microsoft-com:office:word" xmlns:w="http://schemas.openxmlformats.org/wordprocessingml/2006/main" xmlns:w14="http://schemas.microsoft.com/office/word/2010/wordml" xmlns:w15="http://schemas.microsoft.com/office/word/2012/wordml" xmlns:w16cex="http://schemas.microsoft.com/office/word/2018/wordml/cex" xmlns:w16cid="http://schemas.microsoft.com/office/word/2016/wordml/cid" xmlns:w16="http://schemas.microsoft.com/office/word/2018/wordml" xmlns:w16sdtdh="http://schemas.microsoft.com/office/word/2020/wordml/sdtdatahash" xmlns:w16se="http://schemas.microsoft.com/office/word/2015/wordml/symex" xmlns:wpg="http://schemas.microsoft.com/office/word/2010/wordprocessingGroup" xmlns:wpi="http://schemas.microsoft.com/office/word/2010/wordprocessingInk" xmlns:wne="http://schemas.microsoft.com/office/word/2006/wordml" xmlns:wps="http://schemas.microsoft.com/office/word/2010/wordprocessingShape" mc:Ignorable="w14 w15 w16se w16cid w16 w16cex w16sdtdh wp14">
+<w:document xmlns:wpc="http://schemas.microsoft.com/office/word/2010/wordprocessingCanvas" xmlns:cx="http://schemas.microsoft.com/office/drawing/2014/chartex" xmlns:cx1="http://schemas.microsoft.com/office/drawing/2015/9/8/chartex" xmlns:cx2="http://schemas.microsoft.com/office/drawing/2015/10/21/chartex" xmlns:cx3="http://schemas.microsoft.com/office/drawing/2016/5/9/chartex" xmlns:cx4="http://schemas.microsoft.com/office/drawing/2016/5/10/chartex" xmlns:cx5="http://schemas.microsoft.com/office/drawing/2016/5/11/chartex" xmlns:cx6="http://schemas.microsoft.com/office/drawing/2016/5/12/chartex" xmlns:cx7="http://schemas.microsoft.com/office/drawing/2016/5/13/chartex" xmlns:cx8="http://schemas.microsoft.com/office/drawing/2016/5/14/chartex" xmlns:mc="http://schemas.openxmlformats.org/markup-compatibility/2006" xmlns:aink="http://schemas.microsoft.com/office/drawing/2016/ink" xmlns:am3d="http://schemas.microsoft.com/office/drawing/2017/model3d" xmlns:o="urn:schemas-microsoft-com:office:office" xmlns:oel="http://schemas.microsoft.com/office/2019/extlst" xmlns:r="http://schemas.openxmlformats.org/officeDocument/2006/relationships" xmlns:m="http://schemas.openxmlformats.org/officeDocument/2006/math" xmlns:v="urn:schemas-microsoft-com:vml" xmlns:wp14="http://schemas.microsoft.com/office/word/2010/wordprocessingDrawing" xmlns:wp="http://schemas.openxmlformats.org/drawingml/2006/wordprocessingDrawing" xmlns:w10="urn:schemas-microsoft-com:office:word" xmlns:w="http://schemas.openxmlformats.org/wordprocessingml/2006/main" xmlns:w14="http://schemas.microsoft.com/office/word/2010/wordml" xmlns:w15="http://schemas.microsoft.com/office/word/2012/wordml" xmlns:w16cex="http://schemas.microsoft.com/office/word/2018/wordml/cex" xmlns:w16cid="http://schemas.microsoft.com/office/word/2016/wordml/cid" xmlns:w16="http://schemas.microsoft.com/office/word/2018/wordml" xmlns:w16du="http://schemas.microsoft.com/office/word/2023/wordml/word16du" xmlns:w16sdtdh="http://schemas.microsoft.com/office/word/2020/wordml/sdtdatahash" xmlns:w16sdtfl="http://schemas.microsoft.com/office/word/2024/wordml/sdtformatlock" xmlns:w16se="http://schemas.microsoft.com/office/word/2015/wordml/symex" xmlns:wpg="http://schemas.microsoft.com/office/word/2010/wordprocessingGroup" xmlns:wpi="http://schemas.microsoft.com/office/word/2010/wordprocessingInk" xmlns:wne="http://schemas.microsoft.com/office/word/2006/wordml" xmlns:wps="http://schemas.microsoft.com/office/word/2010/wordprocessingShape" mc:Ignorable="w14 w15 w16se w16cid w16 w16cex w16sdtdh w16sdtfl w16du wp14">
   <w:body>
     <w:p>
       <w:r>
         <w:pict w14:anchorId="7007BE21">
-          <v:rect id="_x0000_i1220" style="width:0;height:1.5pt" o:hralign="center" o:hrstd="t" o:hr="t" fillcolor="#a0a0a0" stroked="f"/>
+          <v:rect id="_x0000_i1025" style="width:0;height:1.5pt" o:hralign="center" o:hrstd="t" o:hr="t" fillcolor="#a0a0a0" stroked="f"/>
         </w:pict>
       </w:r>
     </w:p>
@@ -60,7 +60,7 @@
     <w:p>
       <w:r>
         <w:pict w14:anchorId="7415ED40">
-          <v:rect id="_x0000_i1221" style="width:0;height:1.5pt" o:hralign="center" o:hrstd="t" o:hr="t" fillcolor="#a0a0a0" stroked="f"/>
+          <v:rect id="_x0000_i1026" style="width:0;height:1.5pt" o:hralign="center" o:hrstd="t" o:hr="t" fillcolor="#a0a0a0" stroked="f"/>
         </w:pict>
       </w:r>
     </w:p>
@@ -110,7 +110,7 @@
     <w:p>
       <w:r>
         <w:pict w14:anchorId="083B946F">
-          <v:rect id="_x0000_i1222" style="width:0;height:1.5pt" o:hralign="center" o:hrstd="t" o:hr="t" fillcolor="#a0a0a0" stroked="f"/>
+          <v:rect id="_x0000_i1027" style="width:0;height:1.5pt" o:hralign="center" o:hrstd="t" o:hr="t" fillcolor="#a0a0a0" stroked="f"/>
         </w:pict>
       </w:r>
     </w:p>
@@ -176,7 +176,7 @@
     <w:p>
       <w:r>
         <w:pict w14:anchorId="70BA1441">
-          <v:rect id="_x0000_i1223" style="width:0;height:1.5pt" o:hralign="center" o:hrstd="t" o:hr="t" fillcolor="#a0a0a0" stroked="f"/>
+          <v:rect id="_x0000_i1028" style="width:0;height:1.5pt" o:hralign="center" o:hrstd="t" o:hr="t" fillcolor="#a0a0a0" stroked="f"/>
         </w:pict>
       </w:r>
     </w:p>
@@ -230,7 +230,7 @@
     <w:p>
       <w:r>
         <w:pict w14:anchorId="2DA7E8B7">
-          <v:rect id="_x0000_i1224" style="width:0;height:1.5pt" o:hralign="center" o:hrstd="t" o:hr="t" fillcolor="#a0a0a0" stroked="f"/>
+          <v:rect id="_x0000_i1029" style="width:0;height:1.5pt" o:hralign="center" o:hrstd="t" o:hr="t" fillcolor="#a0a0a0" stroked="f"/>
         </w:pict>
       </w:r>
     </w:p>
@@ -289,7 +289,7 @@
     <w:p>
       <w:r>
         <w:pict w14:anchorId="1D978BED">
-          <v:rect id="_x0000_i1225" style="width:0;height:1.5pt" o:hralign="center" o:hrstd="t" o:hr="t" fillcolor="#a0a0a0" stroked="f"/>
+          <v:rect id="_x0000_i1030" style="width:0;height:1.5pt" o:hralign="center" o:hrstd="t" o:hr="t" fillcolor="#a0a0a0" stroked="f"/>
         </w:pict>
       </w:r>
     </w:p>
@@ -343,7 +343,7 @@
     <w:p>
       <w:r>
         <w:pict w14:anchorId="59DFB599">
-          <v:rect id="_x0000_i1226" style="width:0;height:1.5pt" o:hralign="center" o:hrstd="t" o:hr="t" fillcolor="#a0a0a0" stroked="f"/>
+          <v:rect id="_x0000_i1031" style="width:0;height:1.5pt" o:hralign="center" o:hrstd="t" o:hr="t" fillcolor="#a0a0a0" stroked="f"/>
         </w:pict>
       </w:r>
     </w:p>
@@ -393,7 +393,7 @@
     <w:p>
       <w:r>
         <w:pict w14:anchorId="764698C1">
-          <v:rect id="_x0000_i1227" style="width:0;height:1.5pt" o:hralign="center" o:hrstd="t" o:hr="t" fillcolor="#a0a0a0" stroked="f"/>
+          <v:rect id="_x0000_i1032" style="width:0;height:1.5pt" o:hralign="center" o:hrstd="t" o:hr="t" fillcolor="#a0a0a0" stroked="f"/>
         </w:pict>
       </w:r>
     </w:p>
@@ -443,7 +443,7 @@
     <w:p>
       <w:r>
         <w:pict w14:anchorId="0D5F0CB7">
-          <v:rect id="_x0000_i1228" style="width:0;height:1.5pt" o:hralign="center" o:hrstd="t" o:hr="t" fillcolor="#a0a0a0" stroked="f"/>
+          <v:rect id="_x0000_i1033" style="width:0;height:1.5pt" o:hralign="center" o:hrstd="t" o:hr="t" fillcolor="#a0a0a0" stroked="f"/>
         </w:pict>
       </w:r>
     </w:p>
@@ -510,7 +510,7 @@
     <w:p>
       <w:r>
         <w:pict w14:anchorId="127791D7">
-          <v:rect id="_x0000_i1229" style="width:0;height:1.5pt" o:hralign="center" o:hrstd="t" o:hr="t" fillcolor="#a0a0a0" stroked="f"/>
+          <v:rect id="_x0000_i1034" style="width:0;height:1.5pt" o:hralign="center" o:hrstd="t" o:hr="t" fillcolor="#a0a0a0" stroked="f"/>
         </w:pict>
       </w:r>
     </w:p>
@@ -560,7 +560,7 @@
     <w:p>
       <w:r>
         <w:pict w14:anchorId="102291EA">
-          <v:rect id="_x0000_i1230" style="width:0;height:1.5pt" o:hralign="center" o:hrstd="t" o:hr="t" fillcolor="#a0a0a0" stroked="f"/>
+          <v:rect id="_x0000_i1035" style="width:0;height:1.5pt" o:hralign="center" o:hrstd="t" o:hr="t" fillcolor="#a0a0a0" stroked="f"/>
         </w:pict>
       </w:r>
     </w:p>
@@ -610,7 +610,7 @@
     <w:p>
       <w:r>
         <w:pict w14:anchorId="19448950">
-          <v:rect id="_x0000_i1231" style="width:0;height:1.5pt" o:hralign="center" o:hrstd="t" o:hr="t" fillcolor="#a0a0a0" stroked="f"/>
+          <v:rect id="_x0000_i1036" style="width:0;height:1.5pt" o:hralign="center" o:hrstd="t" o:hr="t" fillcolor="#a0a0a0" stroked="f"/>
         </w:pict>
       </w:r>
     </w:p>
@@ -642,7 +642,7 @@
     <w:p>
       <w:r>
         <w:pict w14:anchorId="75548A97">
-          <v:rect id="_x0000_i1232" style="width:0;height:1.5pt" o:hralign="center" o:hrstd="t" o:hr="t" fillcolor="#a0a0a0" stroked="f"/>
+          <v:rect id="_x0000_i1037" style="width:0;height:1.5pt" o:hralign="center" o:hrstd="t" o:hr="t" fillcolor="#a0a0a0" stroked="f"/>
         </w:pict>
       </w:r>
     </w:p>
@@ -658,7 +658,7 @@
 </file>
 
 <file path=word/styles.xml><?xml version="1.0" encoding="utf-8"?>
-<w:styles xmlns:mc="http://schemas.openxmlformats.org/markup-compatibility/2006" xmlns:r="http://schemas.openxmlformats.org/officeDocument/2006/relationships" xmlns:w="http://schemas.openxmlformats.org/wordprocessingml/2006/main" xmlns:w14="http://schemas.microsoft.com/office/word/2010/wordml" xmlns:w15="http://schemas.microsoft.com/office/word/2012/wordml" xmlns:w16cex="http://schemas.microsoft.com/office/word/2018/wordml/cex" xmlns:w16cid="http://schemas.microsoft.com/office/word/2016/wordml/cid" xmlns:w16="http://schemas.microsoft.com/office/word/2018/wordml" xmlns:w16sdtdh="http://schemas.microsoft.com/office/word/2020/wordml/sdtdatahash" xmlns:w16se="http://schemas.microsoft.com/office/word/2015/wordml/symex" mc:Ignorable="w14 w15 w16se w16cid w16 w16cex w16sdtdh">
+<w:styles xmlns:mc="http://schemas.openxmlformats.org/markup-compatibility/2006" xmlns:r="http://schemas.openxmlformats.org/officeDocument/2006/relationships" xmlns:w="http://schemas.openxmlformats.org/wordprocessingml/2006/main" xmlns:w14="http://schemas.microsoft.com/office/word/2010/wordml" xmlns:w15="http://schemas.microsoft.com/office/word/2012/wordml" xmlns:w16cex="http://schemas.microsoft.com/office/word/2018/wordml/cex" xmlns:w16cid="http://schemas.microsoft.com/office/word/2016/wordml/cid" xmlns:w16="http://schemas.microsoft.com/office/word/2018/wordml" xmlns:w16du="http://schemas.microsoft.com/office/word/2023/wordml/word16du" xmlns:w16sdtdh="http://schemas.microsoft.com/office/word/2020/wordml/sdtdatahash" xmlns:w16sdtfl="http://schemas.microsoft.com/office/word/2024/wordml/sdtformatlock" xmlns:w16se="http://schemas.microsoft.com/office/word/2015/wordml/symex" mc:Ignorable="w14 w15 w16se w16cid w16 w16cex w16sdtdh w16sdtfl w16du">
   <w:docDefaults>
     <w:rPrDefault>
       <w:rPr>
@@ -1059,6 +1059,7 @@
   <w:style w:type="character" w:default="1" w:styleId="DefaultParagraphFont">
     <w:name w:val="Default Paragraph Font"/>
     <w:uiPriority w:val="1"/>
+    <w:semiHidden/>
     <w:unhideWhenUsed/>
   </w:style>
   <w:style w:type="table" w:default="1" w:styleId="TableNormal">
